--- a/REDCap/PARADISE_REDCap_overzicht.docx
+++ b/REDCap/PARADISE_REDCap_overzicht.docx
@@ -44,7 +44,7 @@
           <w:color w:val="5A6A78"/>
           <w:sz w:val="17"/>
         </w:rPr>
-        <w:t>Welk formulier verschijnt op welk bezoek, en in welke arm. 40 formulieren, 1413 velden, 30 events, 205 mappingregels. Bijgewerkt op 22 september 2026.</w:t>
+        <w:t>Welk formulier verschijnt op welk bezoek, en in welke arm. 40 formulieren, 1410 velden, 30 events, 205 mappingregels. Bijgewerkt op 25 september 2026.</w:t>
       </w:r>
     </w:p>
     <w:p>
@@ -4487,7 +4487,7 @@
                 <w:color w:val="1B2630"/>
                 <w:sz w:val="12"/>
               </w:rPr>
-              <w:t>37</w:t>
+              <w:t>36</w:t>
             </w:r>
           </w:p>
         </w:tc>
@@ -7587,7 +7587,7 @@
                 <w:color w:val="1B2630"/>
                 <w:sz w:val="12"/>
               </w:rPr>
-              <w:t>38</w:t>
+              <w:t>37</w:t>
             </w:r>
           </w:p>
         </w:tc>
@@ -7919,7 +7919,7 @@
                 <w:color w:val="1B2630"/>
                 <w:sz w:val="12"/>
               </w:rPr>
-              <w:t>53</w:t>
+              <w:t>52</w:t>
             </w:r>
           </w:p>
         </w:tc>

--- a/REDCap/PARADISE_REDCap_overzicht.docx
+++ b/REDCap/PARADISE_REDCap_overzicht.docx
@@ -44,7 +44,7 @@
           <w:color w:val="5A6A78"/>
           <w:sz w:val="17"/>
         </w:rPr>
-        <w:t>Welk formulier verschijnt op welk bezoek, en in welke arm. 40 formulieren, 1410 velden, 30 events, 205 mappingregels. Bijgewerkt op 25 september 2026.</w:t>
+        <w:t>Welk formulier verschijnt op welk bezoek, en in welke arm. 40 formulieren, 1449 velden, 30 events, 205 mappingregels. Bijgewerkt op 25 september 2026.</w:t>
       </w:r>
     </w:p>
     <w:p>
@@ -4487,7 +4487,7 @@
                 <w:color w:val="1B2630"/>
                 <w:sz w:val="12"/>
               </w:rPr>
-              <w:t>36</w:t>
+              <w:t>45</w:t>
             </w:r>
           </w:p>
         </w:tc>
@@ -7587,7 +7587,7 @@
                 <w:color w:val="1B2630"/>
                 <w:sz w:val="12"/>
               </w:rPr>
-              <w:t>37</w:t>
+              <w:t>46</w:t>
             </w:r>
           </w:p>
         </w:tc>
@@ -7919,7 +7919,7 @@
                 <w:color w:val="1B2630"/>
                 <w:sz w:val="12"/>
               </w:rPr>
-              <w:t>52</w:t>
+              <w:t>73</w:t>
             </w:r>
           </w:p>
         </w:tc>

--- a/REDCap/PARADISE_REDCap_overzicht.docx
+++ b/REDCap/PARADISE_REDCap_overzicht.docx
@@ -7058,7 +7058,6 @@
                 <w:color w:val="1B2630"/>
                 <w:sz w:val="12"/>
               </w:rPr>
-              <w:t>●</w:t>
             </w:r>
           </w:p>
         </w:tc>
@@ -9474,7 +9473,6 @@
                 <w:color w:val="1B2630"/>
                 <w:sz w:val="12"/>
               </w:rPr>
-              <w:t>●</w:t>
             </w:r>
           </w:p>
         </w:tc>

--- a/REDCap/PARADISE_REDCap_overzicht.docx
+++ b/REDCap/PARADISE_REDCap_overzicht.docx
@@ -44,7 +44,7 @@
           <w:color w:val="5A6A78"/>
           <w:sz w:val="17"/>
         </w:rPr>
-        <w:t>Welk formulier verschijnt op welk bezoek, en in welke arm. 41 formulieren, 1487 velden, 31 events, 206 mappingregels. Bijgewerkt op 29 september 2026.</w:t>
+        <w:t>Welk formulier verschijnt op welk bezoek, en in welke arm. 41 formulieren, 1494 velden, 31 events, 199 mappingregels. Bijgewerkt op 8 oktober 2026.</w:t>
       </w:r>
     </w:p>
     <w:p>
@@ -4706,7 +4706,7 @@
                 <w:color w:val="1B2630"/>
                 <w:sz w:val="12"/>
               </w:rPr>
-              <w:t>45</w:t>
+              <w:t>46</w:t>
             </w:r>
           </w:p>
         </w:tc>
@@ -8039,7 +8039,6 @@
                 <w:color w:val="1B2630"/>
                 <w:sz w:val="12"/>
               </w:rPr>
-              <w:t>U</w:t>
             </w:r>
           </w:p>
         </w:tc>
@@ -8123,7 +8122,6 @@
                 <w:color w:val="1B2630"/>
                 <w:sz w:val="12"/>
               </w:rPr>
-              <w:t>U</w:t>
             </w:r>
           </w:p>
         </w:tc>
@@ -8165,7 +8163,6 @@
                 <w:color w:val="1B2630"/>
                 <w:sz w:val="12"/>
               </w:rPr>
-              <w:t>U</w:t>
             </w:r>
           </w:p>
         </w:tc>
@@ -8313,7 +8310,7 @@
                 <w:color w:val="1B2630"/>
                 <w:sz w:val="12"/>
               </w:rPr>
-              <w:t>73</w:t>
+              <w:t>79</w:t>
             </w:r>
           </w:p>
         </w:tc>
@@ -14629,7 +14626,7 @@
                 <w:color w:val="1B2630"/>
                 <w:sz w:val="15"/>
               </w:rPr>
-              <w:t>visite_2, visite_4, visite_6, visite_8</w:t>
+              <w:t>visite_4 (maand 6); de baseline staat in e09, geblindeerd</w:t>
             </w:r>
           </w:p>
         </w:tc>
@@ -15178,7 +15175,7 @@
                 <w:color w:val="1B2630"/>
                 <w:sz w:val="15"/>
               </w:rPr>
-              <w:t>1487</w:t>
+              <w:t>1494</w:t>
             </w:r>
           </w:p>
         </w:tc>
@@ -15308,7 +15305,7 @@
                 <w:color w:val="1B2630"/>
                 <w:sz w:val="15"/>
               </w:rPr>
-              <w:t>206 (Usual Care 98, Optimal Care 108)</w:t>
+              <w:t>199 (Usual Care 93, Optimal Care 106)</w:t>
             </w:r>
           </w:p>
         </w:tc>

--- a/REDCap/PARADISE_REDCap_overzicht.docx
+++ b/REDCap/PARADISE_REDCap_overzicht.docx
@@ -44,7 +44,7 @@
           <w:color w:val="5A6A78"/>
           <w:sz w:val="17"/>
         </w:rPr>
-        <w:t>Welk formulier verschijnt op welk bezoek, en in welke arm. 41 formulieren, 1494 velden, 31 events, 199 mappingregels. Bijgewerkt op 8 oktober 2026.</w:t>
+        <w:t>Welk formulier verschijnt op welk bezoek, en in welke arm. 42 formulieren, 1507 velden, 31 events, 215 mappingregels. Bijgewerkt op 21 oktober 2026.</w:t>
       </w:r>
     </w:p>
     <w:p>
@@ -14386,6 +14386,394 @@
           </w:p>
         </w:tc>
       </w:tr>
+      <w:tr>
+        <w:tc>
+          <w:tcPr>
+            <w:tcW w:type="dxa" w:w="3175"/>
+          </w:tcPr>
+          <w:p>
+            <w:pPr>
+              <w:spacing w:before="30" w:after="30" w:line="252" w:lineRule="auto"/>
+            </w:pPr>
+            <w:r>
+              <w:rPr>
+                <w:sz w:val="12"/>
+              </w:rPr>
+              <w:t>e49_consultatieduur</w:t>
+            </w:r>
+            <w:r>
+              <w:rPr>
+                <w:rFonts w:ascii="Segoe UI" w:hAnsi="Segoe UI" w:eastAsia="Segoe UI"/>
+                <w:b w:val="0"/>
+                <w:i w:val="0"/>
+                <w:color w:val="1B2630"/>
+                <w:sz w:val="12"/>
+              </w:rPr>
+            </w:r>
+          </w:p>
+        </w:tc>
+        <w:tc>
+          <w:tcPr>
+            <w:tcW w:type="dxa" w:w="567"/>
+          </w:tcPr>
+          <w:p>
+            <w:pPr>
+              <w:spacing w:before="30" w:after="30" w:line="252" w:lineRule="auto"/>
+            </w:pPr>
+            <w:r>
+              <w:rPr>
+                <w:sz w:val="12"/>
+              </w:rPr>
+              <w:t>13</w:t>
+            </w:r>
+            <w:r>
+              <w:rPr>
+                <w:rFonts w:ascii="Segoe UI" w:hAnsi="Segoe UI" w:eastAsia="Segoe UI"/>
+                <w:b w:val="0"/>
+                <w:i w:val="0"/>
+                <w:color w:val="1B2630"/>
+                <w:sz w:val="12"/>
+              </w:rPr>
+            </w:r>
+          </w:p>
+        </w:tc>
+        <w:tc>
+          <w:tcPr>
+            <w:tcW w:type="dxa" w:w="719"/>
+          </w:tcPr>
+          <w:p>
+            <w:pPr>
+              <w:spacing w:before="30" w:after="30" w:line="252" w:lineRule="auto"/>
+              <w:jc w:val="center"/>
+            </w:pPr>
+            <w:r>
+              <w:rPr>
+                <w:sz w:val="12"/>
+              </w:rPr>
+            </w:r>
+          </w:p>
+        </w:tc>
+        <w:tc>
+          <w:tcPr>
+            <w:tcW w:type="dxa" w:w="719"/>
+          </w:tcPr>
+          <w:p>
+            <w:pPr>
+              <w:spacing w:before="30" w:after="30" w:line="252" w:lineRule="auto"/>
+              <w:jc w:val="center"/>
+            </w:pPr>
+            <w:r>
+              <w:rPr>
+                <w:sz w:val="12"/>
+              </w:rPr>
+            </w:r>
+          </w:p>
+        </w:tc>
+        <w:tc>
+          <w:tcPr>
+            <w:tcW w:type="dxa" w:w="719"/>
+          </w:tcPr>
+          <w:p>
+            <w:pPr>
+              <w:spacing w:before="30" w:after="30" w:line="252" w:lineRule="auto"/>
+              <w:jc w:val="center"/>
+            </w:pPr>
+            <w:r>
+              <w:rPr>
+                <w:sz w:val="12"/>
+              </w:rPr>
+            </w:r>
+            <w:r>
+              <w:rPr>
+                <w:rFonts w:ascii="Segoe UI" w:hAnsi="Segoe UI" w:eastAsia="Segoe UI"/>
+                <w:b w:val="0"/>
+                <w:i w:val="0"/>
+                <w:color w:val="1B2630"/>
+                <w:sz w:val="12"/>
+              </w:rPr>
+              <w:t>●</w:t>
+            </w:r>
+          </w:p>
+        </w:tc>
+        <w:tc>
+          <w:tcPr>
+            <w:tcW w:type="dxa" w:w="719"/>
+          </w:tcPr>
+          <w:p>
+            <w:pPr>
+              <w:spacing w:before="30" w:after="30" w:line="252" w:lineRule="auto"/>
+              <w:jc w:val="center"/>
+            </w:pPr>
+            <w:r>
+              <w:rPr>
+                <w:sz w:val="12"/>
+              </w:rPr>
+            </w:r>
+            <w:r>
+              <w:rPr>
+                <w:rFonts w:ascii="Segoe UI" w:hAnsi="Segoe UI" w:eastAsia="Segoe UI"/>
+                <w:b w:val="0"/>
+                <w:i w:val="0"/>
+                <w:color w:val="1B2630"/>
+                <w:sz w:val="12"/>
+              </w:rPr>
+              <w:t>●</w:t>
+            </w:r>
+          </w:p>
+        </w:tc>
+        <w:tc>
+          <w:tcPr>
+            <w:tcW w:type="dxa" w:w="719"/>
+          </w:tcPr>
+          <w:p>
+            <w:pPr>
+              <w:spacing w:before="30" w:after="30" w:line="252" w:lineRule="auto"/>
+              <w:jc w:val="center"/>
+            </w:pPr>
+            <w:r>
+              <w:rPr>
+                <w:sz w:val="12"/>
+              </w:rPr>
+            </w:r>
+            <w:r>
+              <w:rPr>
+                <w:rFonts w:ascii="Segoe UI" w:hAnsi="Segoe UI" w:eastAsia="Segoe UI"/>
+                <w:b w:val="0"/>
+                <w:i w:val="0"/>
+                <w:color w:val="1B2630"/>
+                <w:sz w:val="12"/>
+              </w:rPr>
+              <w:t>●</w:t>
+            </w:r>
+          </w:p>
+        </w:tc>
+        <w:tc>
+          <w:tcPr>
+            <w:tcW w:type="dxa" w:w="719"/>
+          </w:tcPr>
+          <w:p>
+            <w:pPr>
+              <w:spacing w:before="30" w:after="30" w:line="252" w:lineRule="auto"/>
+              <w:jc w:val="center"/>
+            </w:pPr>
+            <w:r>
+              <w:rPr>
+                <w:sz w:val="12"/>
+              </w:rPr>
+            </w:r>
+            <w:r>
+              <w:rPr>
+                <w:rFonts w:ascii="Segoe UI" w:hAnsi="Segoe UI" w:eastAsia="Segoe UI"/>
+                <w:b w:val="0"/>
+                <w:i w:val="0"/>
+                <w:color w:val="1B2630"/>
+                <w:sz w:val="12"/>
+              </w:rPr>
+              <w:t>●</w:t>
+            </w:r>
+          </w:p>
+        </w:tc>
+        <w:tc>
+          <w:tcPr>
+            <w:tcW w:type="dxa" w:w="719"/>
+          </w:tcPr>
+          <w:p>
+            <w:pPr>
+              <w:spacing w:before="30" w:after="30" w:line="252" w:lineRule="auto"/>
+              <w:jc w:val="center"/>
+            </w:pPr>
+            <w:r>
+              <w:rPr>
+                <w:sz w:val="12"/>
+              </w:rPr>
+            </w:r>
+            <w:r>
+              <w:rPr>
+                <w:rFonts w:ascii="Segoe UI" w:hAnsi="Segoe UI" w:eastAsia="Segoe UI"/>
+                <w:b w:val="0"/>
+                <w:i w:val="0"/>
+                <w:color w:val="1B2630"/>
+                <w:sz w:val="12"/>
+              </w:rPr>
+              <w:t>●</w:t>
+            </w:r>
+          </w:p>
+        </w:tc>
+        <w:tc>
+          <w:tcPr>
+            <w:tcW w:type="dxa" w:w="719"/>
+          </w:tcPr>
+          <w:p>
+            <w:pPr>
+              <w:spacing w:before="30" w:after="30" w:line="252" w:lineRule="auto"/>
+              <w:jc w:val="center"/>
+            </w:pPr>
+            <w:r>
+              <w:rPr>
+                <w:sz w:val="12"/>
+              </w:rPr>
+            </w:r>
+            <w:r>
+              <w:rPr>
+                <w:rFonts w:ascii="Segoe UI" w:hAnsi="Segoe UI" w:eastAsia="Segoe UI"/>
+                <w:b w:val="0"/>
+                <w:i w:val="0"/>
+                <w:color w:val="1B2630"/>
+                <w:sz w:val="12"/>
+              </w:rPr>
+              <w:t>●</w:t>
+            </w:r>
+          </w:p>
+        </w:tc>
+        <w:tc>
+          <w:tcPr>
+            <w:tcW w:type="dxa" w:w="719"/>
+          </w:tcPr>
+          <w:p>
+            <w:pPr>
+              <w:spacing w:before="30" w:after="30" w:line="252" w:lineRule="auto"/>
+              <w:jc w:val="center"/>
+            </w:pPr>
+            <w:r>
+              <w:rPr>
+                <w:sz w:val="12"/>
+              </w:rPr>
+            </w:r>
+            <w:r>
+              <w:rPr>
+                <w:rFonts w:ascii="Segoe UI" w:hAnsi="Segoe UI" w:eastAsia="Segoe UI"/>
+                <w:b w:val="0"/>
+                <w:i w:val="0"/>
+                <w:color w:val="1B2630"/>
+                <w:sz w:val="12"/>
+              </w:rPr>
+              <w:t>●</w:t>
+            </w:r>
+          </w:p>
+        </w:tc>
+        <w:tc>
+          <w:tcPr>
+            <w:tcW w:type="dxa" w:w="719"/>
+          </w:tcPr>
+          <w:p>
+            <w:pPr>
+              <w:spacing w:before="30" w:after="30" w:line="252" w:lineRule="auto"/>
+              <w:jc w:val="center"/>
+            </w:pPr>
+            <w:r>
+              <w:rPr>
+                <w:sz w:val="12"/>
+              </w:rPr>
+            </w:r>
+            <w:r>
+              <w:rPr>
+                <w:rFonts w:ascii="Segoe UI" w:hAnsi="Segoe UI" w:eastAsia="Segoe UI"/>
+                <w:b w:val="0"/>
+                <w:i w:val="0"/>
+                <w:color w:val="1B2630"/>
+                <w:sz w:val="12"/>
+              </w:rPr>
+              <w:t>●</w:t>
+            </w:r>
+          </w:p>
+        </w:tc>
+        <w:tc>
+          <w:tcPr>
+            <w:tcW w:type="dxa" w:w="719"/>
+          </w:tcPr>
+          <w:p>
+            <w:pPr>
+              <w:spacing w:before="30" w:after="30" w:line="252" w:lineRule="auto"/>
+              <w:jc w:val="center"/>
+            </w:pPr>
+            <w:r>
+              <w:rPr>
+                <w:sz w:val="12"/>
+              </w:rPr>
+            </w:r>
+          </w:p>
+        </w:tc>
+        <w:tc>
+          <w:tcPr>
+            <w:tcW w:type="dxa" w:w="719"/>
+          </w:tcPr>
+          <w:p>
+            <w:pPr>
+              <w:spacing w:before="30" w:after="30" w:line="252" w:lineRule="auto"/>
+              <w:jc w:val="center"/>
+            </w:pPr>
+            <w:r>
+              <w:rPr>
+                <w:sz w:val="12"/>
+              </w:rPr>
+            </w:r>
+          </w:p>
+        </w:tc>
+        <w:tc>
+          <w:tcPr>
+            <w:tcW w:type="dxa" w:w="719"/>
+          </w:tcPr>
+          <w:p>
+            <w:pPr>
+              <w:spacing w:before="30" w:after="30" w:line="252" w:lineRule="auto"/>
+              <w:jc w:val="center"/>
+            </w:pPr>
+            <w:r>
+              <w:rPr>
+                <w:sz w:val="12"/>
+              </w:rPr>
+            </w:r>
+          </w:p>
+        </w:tc>
+        <w:tc>
+          <w:tcPr>
+            <w:tcW w:type="dxa" w:w="719"/>
+          </w:tcPr>
+          <w:p>
+            <w:pPr>
+              <w:spacing w:before="30" w:after="30" w:line="252" w:lineRule="auto"/>
+              <w:jc w:val="center"/>
+            </w:pPr>
+            <w:r>
+              <w:rPr>
+                <w:sz w:val="12"/>
+              </w:rPr>
+            </w:r>
+          </w:p>
+        </w:tc>
+        <w:tc>
+          <w:tcPr>
+            <w:tcW w:type="dxa" w:w="719"/>
+          </w:tcPr>
+          <w:p>
+            <w:pPr>
+              <w:spacing w:before="30" w:after="30" w:line="252" w:lineRule="auto"/>
+              <w:jc w:val="center"/>
+            </w:pPr>
+            <w:r>
+              <w:rPr>
+                <w:sz w:val="12"/>
+              </w:rPr>
+            </w:r>
+          </w:p>
+        </w:tc>
+        <w:tc>
+          <w:tcPr>
+            <w:tcW w:type="dxa" w:w="719"/>
+          </w:tcPr>
+          <w:p>
+            <w:pPr>
+              <w:spacing w:before="30" w:after="30" w:line="252" w:lineRule="auto"/>
+              <w:jc w:val="center"/>
+            </w:pPr>
+            <w:r>
+              <w:rPr>
+                <w:sz w:val="12"/>
+              </w:rPr>
+            </w:r>
+          </w:p>
+        </w:tc>
+      </w:tr>
     </w:tbl>
     <w:p>
       <w:pPr>
@@ -15101,7 +15489,9 @@
             <w:pPr>
               <w:spacing w:before="30" w:after="30" w:line="252" w:lineRule="auto"/>
             </w:pPr>
-            <w:r/>
+            <w:r>
+              <w:t>42</w:t>
+            </w:r>
             <w:r>
               <w:rPr>
                 <w:rFonts w:ascii="Segoe UI" w:hAnsi="Segoe UI" w:eastAsia="Segoe UI"/>
@@ -15110,7 +15500,6 @@
                 <w:color w:val="1B2630"/>
                 <w:sz w:val="15"/>
               </w:rPr>
-              <w:t>41</w:t>
             </w:r>
           </w:p>
         </w:tc>
@@ -15166,7 +15555,9 @@
             <w:pPr>
               <w:spacing w:before="30" w:after="30" w:line="252" w:lineRule="auto"/>
             </w:pPr>
-            <w:r/>
+            <w:r>
+              <w:t>1507</w:t>
+            </w:r>
             <w:r>
               <w:rPr>
                 <w:rFonts w:ascii="Segoe UI" w:hAnsi="Segoe UI" w:eastAsia="Segoe UI"/>
@@ -15175,7 +15566,6 @@
                 <w:color w:val="1B2630"/>
                 <w:sz w:val="15"/>
               </w:rPr>
-              <w:t>1494</w:t>
             </w:r>
           </w:p>
         </w:tc>
@@ -15296,7 +15686,9 @@
             <w:pPr>
               <w:spacing w:before="30" w:after="30" w:line="252" w:lineRule="auto"/>
             </w:pPr>
-            <w:r/>
+            <w:r>
+              <w:t>215 (Usual Care 101, Optimal Care 114)</w:t>
+            </w:r>
             <w:r>
               <w:rPr>
                 <w:rFonts w:ascii="Segoe UI" w:hAnsi="Segoe UI" w:eastAsia="Segoe UI"/>
@@ -15305,7 +15697,6 @@
                 <w:color w:val="1B2630"/>
                 <w:sz w:val="15"/>
               </w:rPr>
-              <w:t>199 (Usual Care 93, Optimal Care 106)</w:t>
             </w:r>
           </w:p>
         </w:tc>
